--- a/Fase 2/Evidencias Proyecto/Evidencias de documentación/2.2 Épicas e Historias de Usuario/Épicas e Historias de Usuario.docx
+++ b/Fase 2/Evidencias Proyecto/Evidencias de documentación/2.2 Épicas e Historias de Usuario/Épicas e Historias de Usuario.docx
@@ -585,7 +585,7 @@
     </w:p>
     <w:sdt>
       <w:sdtPr>
-        <w:id w:val="-104914137"/>
+        <w:id w:val="1065745249"/>
         <w:docPartObj>
           <w:docPartGallery w:val="Table of Contents"/>
           <w:docPartUnique w:val="1"/>
@@ -1720,11 +1720,11 @@
               <w:keepNext w:val="0"/>
               <w:widowControl w:val="1"/>
               <w:pBdr>
-                <w:top w:color="auto" w:space="0" w:sz="0" w:val="none"/>
-                <w:left w:color="auto" w:space="0" w:sz="0" w:val="none"/>
-                <w:bottom w:color="auto" w:space="0" w:sz="0" w:val="none"/>
-                <w:right w:color="auto" w:space="0" w:sz="0" w:val="none"/>
-                <w:between w:color="auto" w:space="0" w:sz="0" w:val="none"/>
+                <w:top w:color="000000" w:space="0" w:sz="0" w:val="none"/>
+                <w:left w:color="000000" w:space="0" w:sz="0" w:val="none"/>
+                <w:bottom w:color="000000" w:space="0" w:sz="0" w:val="none"/>
+                <w:right w:color="000000" w:space="0" w:sz="0" w:val="none"/>
+                <w:between w:color="000000" w:space="0" w:sz="0" w:val="none"/>
               </w:pBdr>
               <w:spacing w:after="0" w:before="0" w:line="276" w:lineRule="auto"/>
               <w:jc w:val="center"/>
@@ -2216,11 +2216,7 @@
               <w:spacing w:after="0" w:before="0" w:lineRule="auto"/>
               <w:ind w:left="720" w:hanging="360"/>
               <w:jc w:val="both"/>
-              <w:rPr>
-                <w:rFonts w:ascii="Calibri" w:cs="Calibri" w:eastAsia="Calibri" w:hAnsi="Calibri"/>
-                <w:sz w:val="22"/>
-                <w:szCs w:val="22"/>
-              </w:rPr>
+              <w:rPr/>
             </w:pPr>
             <w:r>
               <w:rPr>
@@ -2252,11 +2248,7 @@
               <w:spacing w:after="0" w:before="0" w:lineRule="auto"/>
               <w:ind w:left="720" w:hanging="360"/>
               <w:jc w:val="both"/>
-              <w:rPr>
-                <w:rFonts w:ascii="Calibri" w:cs="Calibri" w:eastAsia="Calibri" w:hAnsi="Calibri"/>
-                <w:sz w:val="22"/>
-                <w:szCs w:val="22"/>
-              </w:rPr>
+              <w:rPr/>
             </w:pPr>
             <w:r>
               <w:rPr>
@@ -2264,6 +2256,11 @@
                 <w:rtl w:val="0"/>
               </w:rPr>
               <w:t xml:space="preserve">Should have (Debería tener): Son requisitos importantes pero no críticos. Su inclusión mejora significativamente el valor del producto o proyecto, pero no son indispensables para su funcionamiento básico.</w:t>
+            </w:r>
+            <w:r>
+              <w:rPr>
+                <w:rtl w:val="0"/>
+              </w:rPr>
             </w:r>
           </w:p>
           <w:p>
@@ -2283,11 +2280,7 @@
               <w:spacing w:after="0" w:before="0" w:lineRule="auto"/>
               <w:ind w:left="720" w:hanging="360"/>
               <w:jc w:val="both"/>
-              <w:rPr>
-                <w:rFonts w:ascii="Calibri" w:cs="Calibri" w:eastAsia="Calibri" w:hAnsi="Calibri"/>
-                <w:sz w:val="22"/>
-                <w:szCs w:val="22"/>
-              </w:rPr>
+              <w:rPr/>
             </w:pPr>
             <w:r>
               <w:rPr>
@@ -2319,11 +2312,7 @@
               <w:spacing w:after="420" w:before="0" w:lineRule="auto"/>
               <w:ind w:left="720" w:hanging="360"/>
               <w:jc w:val="both"/>
-              <w:rPr>
-                <w:rFonts w:ascii="Calibri" w:cs="Calibri" w:eastAsia="Calibri" w:hAnsi="Calibri"/>
-                <w:sz w:val="22"/>
-                <w:szCs w:val="22"/>
-              </w:rPr>
+              <w:rPr/>
             </w:pPr>
             <w:r>
               <w:rPr>
@@ -2479,11 +2468,11 @@
           <w:p>
             <w:pPr>
               <w:pBdr>
-                <w:top w:color="auto" w:space="0" w:sz="0" w:val="none"/>
-                <w:left w:color="auto" w:space="0" w:sz="0" w:val="none"/>
-                <w:bottom w:color="auto" w:space="0" w:sz="0" w:val="none"/>
-                <w:right w:color="auto" w:space="0" w:sz="0" w:val="none"/>
-                <w:between w:color="auto" w:space="0" w:sz="0" w:val="none"/>
+                <w:top w:color="000000" w:space="0" w:sz="0" w:val="none"/>
+                <w:left w:color="000000" w:space="0" w:sz="0" w:val="none"/>
+                <w:bottom w:color="000000" w:space="0" w:sz="0" w:val="none"/>
+                <w:right w:color="000000" w:space="0" w:sz="0" w:val="none"/>
+                <w:between w:color="000000" w:space="0" w:sz="0" w:val="none"/>
               </w:pBdr>
               <w:jc w:val="center"/>
               <w:rPr/>
@@ -2494,25 +2483,20 @@
               </w:rPr>
               <w:t xml:space="preserve">Arquitectura y Inicio usuario </w:t>
             </w:r>
-            <w:r>
-              <w:rPr>
-                <w:rtl w:val="0"/>
-              </w:rPr>
-            </w:r>
-          </w:p>
-        </w:tc>
-        <w:tc>
-          <w:tcPr/>
-          <w:p>
-            <w:pPr>
-              <w:jc w:val="center"/>
-              <w:rPr/>
-            </w:pPr>
-            <w:r>
-              <w:rPr>
-                <w:rtl w:val="0"/>
-              </w:rPr>
-              <w:t xml:space="preserve">S</w:t>
+          </w:p>
+        </w:tc>
+        <w:tc>
+          <w:tcPr/>
+          <w:p>
+            <w:pPr>
+              <w:jc w:val="center"/>
+              <w:rPr/>
+            </w:pPr>
+            <w:r>
+              <w:rPr>
+                <w:rtl w:val="0"/>
+              </w:rPr>
+              <w:t xml:space="preserve">M</w:t>
             </w:r>
           </w:p>
         </w:tc>
@@ -2563,7 +2547,7 @@
               <w:rPr>
                 <w:rtl w:val="0"/>
               </w:rPr>
-              <w:t xml:space="preserve">S</w:t>
+              <w:t xml:space="preserve">M</w:t>
             </w:r>
           </w:p>
         </w:tc>
@@ -2897,7 +2881,7 @@
               <w:rPr>
                 <w:rtl w:val="0"/>
               </w:rPr>
-              <w:t xml:space="preserve">C</w:t>
+              <w:t xml:space="preserve">S</w:t>
             </w:r>
           </w:p>
         </w:tc>
@@ -3157,7 +3141,7 @@
               <w:rPr>
                 <w:rtl w:val="0"/>
               </w:rPr>
-              <w:t xml:space="preserve">EP-01</w:t>
+              <w:t xml:space="preserve">EP-02</w:t>
             </w:r>
           </w:p>
         </w:tc>
@@ -3183,11 +3167,11 @@
           <w:p>
             <w:pPr>
               <w:pBdr>
-                <w:top w:color="auto" w:space="0" w:sz="0" w:val="none"/>
-                <w:left w:color="auto" w:space="0" w:sz="0" w:val="none"/>
-                <w:bottom w:color="auto" w:space="0" w:sz="0" w:val="none"/>
-                <w:right w:color="auto" w:space="0" w:sz="0" w:val="none"/>
-                <w:between w:color="auto" w:space="0" w:sz="0" w:val="none"/>
+                <w:top w:color="000000" w:space="0" w:sz="0" w:val="none"/>
+                <w:left w:color="000000" w:space="0" w:sz="0" w:val="none"/>
+                <w:bottom w:color="000000" w:space="0" w:sz="0" w:val="none"/>
+                <w:right w:color="000000" w:space="0" w:sz="0" w:val="none"/>
+                <w:between w:color="000000" w:space="0" w:sz="0" w:val="none"/>
               </w:pBdr>
               <w:spacing w:line="276" w:lineRule="auto"/>
               <w:jc w:val="center"/>
@@ -3219,7 +3203,7 @@
               <w:rPr>
                 <w:rtl w:val="0"/>
               </w:rPr>
-              <w:t xml:space="preserve">EP-02</w:t>
+              <w:t xml:space="preserve">EP-01</w:t>
             </w:r>
           </w:p>
         </w:tc>
@@ -3444,11 +3428,6 @@
               </w:rPr>
               <w:t xml:space="preserve">EP-05</w:t>
             </w:r>
-            <w:r>
-              <w:rPr>
-                <w:rtl w:val="0"/>
-              </w:rPr>
-            </w:r>
           </w:p>
         </w:tc>
         <w:tc>
@@ -3510,11 +3489,6 @@
               </w:rPr>
               <w:t xml:space="preserve">EP-05</w:t>
             </w:r>
-            <w:r>
-              <w:rPr>
-                <w:rtl w:val="0"/>
-              </w:rPr>
-            </w:r>
           </w:p>
         </w:tc>
         <w:tc>
@@ -3576,11 +3550,6 @@
               </w:rPr>
               <w:t xml:space="preserve">EP-06</w:t>
             </w:r>
-            <w:r>
-              <w:rPr>
-                <w:rtl w:val="0"/>
-              </w:rPr>
-            </w:r>
           </w:p>
         </w:tc>
         <w:tc>
@@ -3640,11 +3609,6 @@
               </w:rPr>
               <w:t xml:space="preserve">EP-07</w:t>
             </w:r>
-            <w:r>
-              <w:rPr>
-                <w:rtl w:val="0"/>
-              </w:rPr>
-            </w:r>
           </w:p>
         </w:tc>
         <w:tc>
@@ -3704,11 +3668,6 @@
               </w:rPr>
               <w:t xml:space="preserve">EP-07</w:t>
             </w:r>
-            <w:r>
-              <w:rPr>
-                <w:rtl w:val="0"/>
-              </w:rPr>
-            </w:r>
           </w:p>
         </w:tc>
         <w:tc>
@@ -3922,6 +3881,376 @@
                 <w:rtl w:val="0"/>
               </w:rPr>
               <w:t xml:space="preserve">Como administrador del sistema, quiero listar, filtrar y gestionar las cuentas registradas, para brindar soporte técnico y supervisar la plataforma.</w:t>
+            </w:r>
+          </w:p>
+        </w:tc>
+      </w:tr>
+      <w:tr>
+        <w:trPr>
+          <w:cantSplit w:val="0"/>
+          <w:trHeight w:val="220" w:hRule="atLeast"/>
+          <w:tblHeader w:val="0"/>
+        </w:trPr>
+        <w:tc>
+          <w:tcPr/>
+          <w:p>
+            <w:pPr>
+              <w:jc w:val="center"/>
+              <w:rPr/>
+            </w:pPr>
+            <w:r>
+              <w:rPr>
+                <w:rtl w:val="0"/>
+              </w:rPr>
+              <w:t xml:space="preserve">EP-05</w:t>
+            </w:r>
+          </w:p>
+        </w:tc>
+        <w:tc>
+          <w:tcPr/>
+          <w:p>
+            <w:pPr>
+              <w:jc w:val="center"/>
+              <w:rPr/>
+            </w:pPr>
+            <w:r>
+              <w:rPr>
+                <w:rtl w:val="0"/>
+              </w:rPr>
+              <w:t xml:space="preserve">HU-14</w:t>
+            </w:r>
+          </w:p>
+        </w:tc>
+        <w:tc>
+          <w:tcPr/>
+          <w:p>
+            <w:pPr>
+              <w:jc w:val="center"/>
+              <w:rPr>
+                <w:sz w:val="23"/>
+                <w:szCs w:val="23"/>
+                <w:highlight w:val="white"/>
+              </w:rPr>
+            </w:pPr>
+            <w:r>
+              <w:rPr>
+                <w:sz w:val="23"/>
+                <w:szCs w:val="23"/>
+                <w:rtl w:val="0"/>
+              </w:rPr>
+              <w:t xml:space="preserve">Como usuario que activó una alerta (o su tutor), quiero finalizar o cancelar la emergencia, para que mis contactos sepan que la situación terminó y se revoque el acceso a mi información médica.</w:t>
+            </w:r>
+            <w:r>
+              <w:rPr>
+                <w:rtl w:val="0"/>
+              </w:rPr>
+            </w:r>
+          </w:p>
+        </w:tc>
+      </w:tr>
+      <w:tr>
+        <w:trPr>
+          <w:cantSplit w:val="0"/>
+          <w:trHeight w:val="220" w:hRule="atLeast"/>
+          <w:tblHeader w:val="0"/>
+        </w:trPr>
+        <w:tc>
+          <w:tcPr/>
+          <w:p>
+            <w:pPr>
+              <w:jc w:val="center"/>
+              <w:rPr/>
+            </w:pPr>
+            <w:r>
+              <w:rPr>
+                <w:rtl w:val="0"/>
+              </w:rPr>
+              <w:t xml:space="preserve">EP-02</w:t>
+            </w:r>
+          </w:p>
+        </w:tc>
+        <w:tc>
+          <w:tcPr/>
+          <w:p>
+            <w:pPr>
+              <w:jc w:val="center"/>
+              <w:rPr/>
+            </w:pPr>
+            <w:r>
+              <w:rPr>
+                <w:rtl w:val="0"/>
+              </w:rPr>
+              <w:t xml:space="preserve">HU-15</w:t>
+            </w:r>
+          </w:p>
+        </w:tc>
+        <w:tc>
+          <w:tcPr/>
+          <w:p>
+            <w:pPr>
+              <w:jc w:val="center"/>
+              <w:rPr>
+                <w:sz w:val="23"/>
+                <w:szCs w:val="23"/>
+                <w:highlight w:val="white"/>
+              </w:rPr>
+            </w:pPr>
+            <w:r>
+              <w:rPr>
+                <w:sz w:val="23"/>
+                <w:szCs w:val="23"/>
+                <w:highlight w:val="white"/>
+                <w:rtl w:val="0"/>
+              </w:rPr>
+              <w:t xml:space="preserve">Como usuario registrado, quiero modificar mi correo y mi contraseña, para mantener mis credenciales de acceso actualizadas y seguras.</w:t>
+            </w:r>
+          </w:p>
+        </w:tc>
+      </w:tr>
+      <w:tr>
+        <w:trPr>
+          <w:cantSplit w:val="0"/>
+          <w:trHeight w:val="220" w:hRule="atLeast"/>
+          <w:tblHeader w:val="0"/>
+        </w:trPr>
+        <w:tc>
+          <w:tcPr/>
+          <w:p>
+            <w:pPr>
+              <w:jc w:val="center"/>
+              <w:rPr/>
+            </w:pPr>
+            <w:r>
+              <w:rPr>
+                <w:rtl w:val="0"/>
+              </w:rPr>
+              <w:t xml:space="preserve">EP-07</w:t>
+            </w:r>
+          </w:p>
+        </w:tc>
+        <w:tc>
+          <w:tcPr/>
+          <w:p>
+            <w:pPr>
+              <w:jc w:val="center"/>
+              <w:rPr/>
+            </w:pPr>
+            <w:r>
+              <w:rPr>
+                <w:rtl w:val="0"/>
+              </w:rPr>
+              <w:t xml:space="preserve">HU-16</w:t>
+            </w:r>
+          </w:p>
+        </w:tc>
+        <w:tc>
+          <w:tcPr/>
+          <w:p>
+            <w:pPr>
+              <w:jc w:val="center"/>
+              <w:rPr>
+                <w:sz w:val="23"/>
+                <w:szCs w:val="23"/>
+                <w:highlight w:val="white"/>
+              </w:rPr>
+            </w:pPr>
+            <w:r>
+              <w:rPr>
+                <w:sz w:val="23"/>
+                <w:szCs w:val="23"/>
+                <w:highlight w:val="white"/>
+                <w:rtl w:val="0"/>
+              </w:rPr>
+              <w:t xml:space="preserve">Como usuario principal, quiero comprar un plan o cupos para usuarios apadrinados desde la aplicación web, para ampliar la protección a mis dependientes.</w:t>
+            </w:r>
+          </w:p>
+        </w:tc>
+      </w:tr>
+      <w:tr>
+        <w:trPr>
+          <w:cantSplit w:val="0"/>
+          <w:trHeight w:val="220" w:hRule="atLeast"/>
+          <w:tblHeader w:val="0"/>
+        </w:trPr>
+        <w:tc>
+          <w:tcPr/>
+          <w:p>
+            <w:pPr>
+              <w:jc w:val="center"/>
+              <w:rPr/>
+            </w:pPr>
+            <w:r>
+              <w:rPr>
+                <w:rtl w:val="0"/>
+              </w:rPr>
+              <w:t xml:space="preserve">EP-04</w:t>
+            </w:r>
+          </w:p>
+        </w:tc>
+        <w:tc>
+          <w:tcPr/>
+          <w:p>
+            <w:pPr>
+              <w:jc w:val="center"/>
+              <w:rPr/>
+            </w:pPr>
+            <w:r>
+              <w:rPr>
+                <w:rtl w:val="0"/>
+              </w:rPr>
+              <w:t xml:space="preserve">HU-17</w:t>
+            </w:r>
+          </w:p>
+        </w:tc>
+        <w:tc>
+          <w:tcPr/>
+          <w:p>
+            <w:pPr>
+              <w:jc w:val="center"/>
+              <w:rPr>
+                <w:sz w:val="23"/>
+                <w:szCs w:val="23"/>
+                <w:highlight w:val="white"/>
+              </w:rPr>
+            </w:pPr>
+            <w:r>
+              <w:rPr>
+                <w:sz w:val="23"/>
+                <w:szCs w:val="23"/>
+                <w:rtl w:val="0"/>
+              </w:rPr>
+              <w:t xml:space="preserve">Como usuario, quiero ver los números oficiales de emergencia con acceso directo a la llamada, para contactar rápidamente a los servicios públicos cuando lo necesite.</w:t>
+            </w:r>
+            <w:r>
+              <w:rPr>
+                <w:rtl w:val="0"/>
+              </w:rPr>
+            </w:r>
+          </w:p>
+        </w:tc>
+      </w:tr>
+      <w:tr>
+        <w:trPr>
+          <w:cantSplit w:val="0"/>
+          <w:trHeight w:val="220" w:hRule="atLeast"/>
+          <w:tblHeader w:val="0"/>
+        </w:trPr>
+        <w:tc>
+          <w:tcPr/>
+          <w:p>
+            <w:pPr>
+              <w:jc w:val="center"/>
+              <w:rPr/>
+            </w:pPr>
+            <w:r>
+              <w:rPr>
+                <w:rtl w:val="0"/>
+              </w:rPr>
+              <w:t xml:space="preserve">EP-09</w:t>
+            </w:r>
+          </w:p>
+        </w:tc>
+        <w:tc>
+          <w:tcPr/>
+          <w:p>
+            <w:pPr>
+              <w:jc w:val="center"/>
+              <w:rPr/>
+            </w:pPr>
+            <w:r>
+              <w:rPr>
+                <w:rtl w:val="0"/>
+              </w:rPr>
+              <w:t xml:space="preserve">HU-18</w:t>
+            </w:r>
+          </w:p>
+        </w:tc>
+        <w:tc>
+          <w:tcPr/>
+          <w:p>
+            <w:pPr>
+              <w:jc w:val="center"/>
+              <w:rPr>
+                <w:sz w:val="23"/>
+                <w:szCs w:val="23"/>
+                <w:highlight w:val="white"/>
+              </w:rPr>
+            </w:pPr>
+            <w:r>
+              <w:rPr>
+                <w:sz w:val="23"/>
+                <w:szCs w:val="23"/>
+                <w:rtl w:val="0"/>
+              </w:rPr>
+              <w:t xml:space="preserve">Como usuario o visitante, quiero enviar una solicitud de soporte, para recibir ayuda ante problemas con la aplicación.</w:t>
+            </w:r>
+            <w:r>
+              <w:rPr>
+                <w:rtl w:val="0"/>
+              </w:rPr>
+            </w:r>
+          </w:p>
+        </w:tc>
+      </w:tr>
+      <w:tr>
+        <w:trPr>
+          <w:cantSplit w:val="0"/>
+          <w:trHeight w:val="220" w:hRule="atLeast"/>
+          <w:tblHeader w:val="0"/>
+        </w:trPr>
+        <w:tc>
+          <w:tcPr/>
+          <w:p>
+            <w:pPr>
+              <w:jc w:val="center"/>
+              <w:rPr/>
+            </w:pPr>
+            <w:r>
+              <w:rPr>
+                <w:rtl w:val="0"/>
+              </w:rPr>
+              <w:t xml:space="preserve">EP-09</w:t>
+            </w:r>
+          </w:p>
+        </w:tc>
+        <w:tc>
+          <w:tcPr/>
+          <w:p>
+            <w:pPr>
+              <w:jc w:val="center"/>
+              <w:rPr/>
+            </w:pPr>
+            <w:r>
+              <w:rPr>
+                <w:rtl w:val="0"/>
+              </w:rPr>
+              <w:t xml:space="preserve">HU-19</w:t>
+            </w:r>
+          </w:p>
+        </w:tc>
+        <w:tc>
+          <w:tcPr/>
+          <w:p>
+            <w:pPr>
+              <w:jc w:val="center"/>
+              <w:rPr>
+                <w:sz w:val="23"/>
+                <w:szCs w:val="23"/>
+                <w:highlight w:val="white"/>
+              </w:rPr>
+            </w:pPr>
+            <w:r>
+              <w:rPr>
+                <w:sz w:val="23"/>
+                <w:szCs w:val="23"/>
+                <w:rtl w:val="0"/>
+              </w:rPr>
+              <w:t xml:space="preserve">Como usuario principal, quiero generar un informe de la actividad de mi cuenta y de mis apadrinados, para revisar el historial de alertas y acciones.</w:t>
+            </w:r>
+            <w:r>
+              <w:rPr>
+                <w:rtl w:val="0"/>
+              </w:rPr>
             </w:r>
           </w:p>
         </w:tc>
@@ -4155,12 +4484,12 @@
             <wp:posOffset>131977</wp:posOffset>
           </wp:positionH>
           <wp:positionV relativeFrom="paragraph">
-            <wp:posOffset>-152560</wp:posOffset>
+            <wp:posOffset>-152559</wp:posOffset>
           </wp:positionV>
           <wp:extent cx="932815" cy="231775"/>
           <wp:effectExtent b="0" l="0" r="0" t="0"/>
           <wp:wrapSquare wrapText="bothSides" distB="0" distT="0" distL="114300" distR="114300"/>
-          <wp:docPr id="5" name="image1.png"/>
+          <wp:docPr id="6" name="image1.png"/>
           <a:graphic>
             <a:graphicData uri="http://schemas.openxmlformats.org/drawingml/2006/picture">
               <pic:pic>
@@ -4470,6 +4799,20 @@
       <w:szCs w:val="36"/>
     </w:rPr>
   </w:style>
+  <w:style w:type="table" w:styleId="TableNormal" w:default="1">
+    <w:name w:val="TableNormal"/>
+    <w:tblPr>
+      <w:tblCellMar>
+        <w:top w:w="100.0" w:type="dxa"/>
+        <w:left w:w="100.0" w:type="dxa"/>
+        <w:bottom w:w="100.0" w:type="dxa"/>
+        <w:right w:w="100.0" w:type="dxa"/>
+      </w:tblCellMar>
+    </w:tblPr>
+  </w:style>
+  <w:style w:type="paragraph" w:styleId="Normal" w:default="1">
+    <w:name w:val="normal"/>
+  </w:style>
   <w:style w:type="paragraph" w:styleId="Normal" w:default="1">
     <w:name w:val="normal"/>
   </w:style>
@@ -5022,6 +5365,96 @@
         <w:left w:w="115.0" w:type="dxa"/>
         <w:bottom w:w="0.0" w:type="dxa"/>
         <w:right w:w="115.0" w:type="dxa"/>
+      </w:tblCellMar>
+    </w:tblPr>
+  </w:style>
+  <w:style w:type="table" w:styleId="Table4">
+    <w:basedOn w:val="TableNormal"/>
+    <w:pPr>
+      <w:spacing w:after="0" w:line="240" w:lineRule="auto"/>
+    </w:pPr>
+    <w:tblPr>
+      <w:tblStyleRowBandSize w:val="1"/>
+      <w:tblStyleColBandSize w:val="1"/>
+      <w:tblCellMar>
+        <w:top w:w="0.0" w:type="dxa"/>
+        <w:left w:w="108.0" w:type="dxa"/>
+        <w:bottom w:w="0.0" w:type="dxa"/>
+        <w:right w:w="108.0" w:type="dxa"/>
+      </w:tblCellMar>
+    </w:tblPr>
+  </w:style>
+  <w:style w:type="table" w:styleId="Table5">
+    <w:basedOn w:val="TableNormal"/>
+    <w:pPr>
+      <w:spacing w:after="0" w:line="240" w:lineRule="auto"/>
+    </w:pPr>
+    <w:tblPr>
+      <w:tblStyleRowBandSize w:val="1"/>
+      <w:tblStyleColBandSize w:val="1"/>
+      <w:tblCellMar>
+        <w:top w:w="0.0" w:type="dxa"/>
+        <w:left w:w="108.0" w:type="dxa"/>
+        <w:bottom w:w="0.0" w:type="dxa"/>
+        <w:right w:w="108.0" w:type="dxa"/>
+      </w:tblCellMar>
+    </w:tblPr>
+  </w:style>
+  <w:style w:type="table" w:styleId="Table6">
+    <w:basedOn w:val="TableNormal"/>
+    <w:pPr>
+      <w:spacing w:after="0" w:line="240" w:lineRule="auto"/>
+    </w:pPr>
+    <w:tblPr>
+      <w:tblStyleRowBandSize w:val="1"/>
+      <w:tblStyleColBandSize w:val="1"/>
+      <w:tblCellMar>
+        <w:top w:w="0.0" w:type="dxa"/>
+        <w:left w:w="108.0" w:type="dxa"/>
+        <w:bottom w:w="0.0" w:type="dxa"/>
+        <w:right w:w="108.0" w:type="dxa"/>
+      </w:tblCellMar>
+    </w:tblPr>
+  </w:style>
+  <w:style w:type="table" w:styleId="Table1">
+    <w:basedOn w:val="TableNormal"/>
+    <w:tblPr>
+      <w:tblStyleRowBandSize w:val="1"/>
+      <w:tblStyleColBandSize w:val="1"/>
+      <w:tblCellMar>
+        <w:top w:w="0.0" w:type="dxa"/>
+        <w:left w:w="115.0" w:type="dxa"/>
+        <w:bottom w:w="0.0" w:type="dxa"/>
+        <w:right w:w="115.0" w:type="dxa"/>
+      </w:tblCellMar>
+    </w:tblPr>
+  </w:style>
+  <w:style w:type="table" w:styleId="Table2">
+    <w:basedOn w:val="TableNormal"/>
+    <w:tblPr>
+      <w:tblStyleRowBandSize w:val="1"/>
+      <w:tblStyleColBandSize w:val="1"/>
+      <w:tblCellMar>
+        <w:top w:w="0.0" w:type="dxa"/>
+        <w:left w:w="115.0" w:type="dxa"/>
+        <w:bottom w:w="0.0" w:type="dxa"/>
+        <w:right w:w="115.0" w:type="dxa"/>
+      </w:tblCellMar>
+    </w:tblPr>
+  </w:style>
+  <w:style w:type="table" w:styleId="Table3">
+    <w:basedOn w:val="TableNormal"/>
+    <w:pPr>
+      <w:spacing w:after="0" w:line="240" w:lineRule="auto"/>
+    </w:pPr>
+    <w:tblPr>
+      <w:tblStyleRowBandSize w:val="1"/>
+      <w:tblStyleColBandSize w:val="1"/>
+      <w:tblCellMar>
+        <w:top w:w="0.0" w:type="dxa"/>
+        <w:left w:w="108.0" w:type="dxa"/>
+        <w:bottom w:w="0.0" w:type="dxa"/>
+        <w:right w:w="108.0" w:type="dxa"/>
       </w:tblCellMar>
     </w:tblPr>
   </w:style>
